--- a/docs/guides/VCL2FMXConverter_v5_0_Rules_Component_Property_Event_Maps.docx
+++ b/docs/guides/VCL2FMXConverter_v5_0_Rules_Component_Property_Event_Maps.docx
@@ -936,6 +936,7 @@
       </w:pPr>
       <w:bookmarkStart w:id="1" w:name="_Toc233481046"/>
       <w:r>
+        <w:lastRenderedPageBreak/>
         <w:t>Purpose</w:t>
       </w:r>
       <w:bookmarkEnd w:id="1"/>
@@ -948,7 +949,13 @@
     </w:p>
     <w:p>
       <w:r>
-        <w:t>[v5.0 contract baseline] The current v5.0 suite contains 188 executable expectations.</w:t>
+        <w:t xml:space="preserve">[v5.0 contract baseline] The current v5.0 suite contains </w:t>
+      </w:r>
+      <w:r>
+        <w:t>198 executable expectations</w:t>
+      </w:r>
+      <w:r>
+        <w:t>.</w:t>
       </w:r>
     </w:p>
     <w:p>
@@ -1129,7 +1136,7 @@
               <w:rPr>
                 <w:sz w:val="16"/>
               </w:rPr>
-              <w:t>175</w:t>
+              <w:t>198</w:t>
             </w:r>
           </w:p>
         </w:tc>
@@ -1610,6 +1617,7 @@
               <w:rPr>
                 <w:sz w:val="16"/>
               </w:rPr>
+              <w:lastRenderedPageBreak/>
               <w:t>dfm_pairs</w:t>
             </w:r>
           </w:p>
@@ -3563,6 +3571,7 @@
               <w:rPr>
                 <w:sz w:val="16"/>
               </w:rPr>
+              <w:lastRenderedPageBreak/>
               <w:t>TRichEdit</w:t>
             </w:r>
           </w:p>
@@ -6335,6 +6344,7 @@
               <w:rPr>
                 <w:sz w:val="16"/>
               </w:rPr>
+              <w:lastRenderedPageBreak/>
               <w:t>TShape</w:t>
             </w:r>
           </w:p>
@@ -7297,6 +7307,7 @@
       </w:pPr>
       <w:bookmarkStart w:id="5" w:name="_Toc233481050"/>
       <w:r>
+        <w:lastRenderedPageBreak/>
         <w:t>Property Map</w:t>
       </w:r>
       <w:bookmarkEnd w:id="5"/>
@@ -10241,6 +10252,7 @@
               <w:rPr>
                 <w:sz w:val="16"/>
               </w:rPr>
+              <w:lastRenderedPageBreak/>
               <w:t>TOpenDialog</w:t>
             </w:r>
           </w:p>
@@ -11903,6 +11915,7 @@
       </w:pPr>
       <w:bookmarkStart w:id="6" w:name="_Toc233481051"/>
       <w:r>
+        <w:lastRenderedPageBreak/>
         <w:t>Event Map</w:t>
       </w:r>
       <w:bookmarkEnd w:id="6"/>

--- a/docs/guides/VCL2FMXConverter_v5_0_Rules_Component_Property_Event_Maps.docx
+++ b/docs/guides/VCL2FMXConverter_v5_0_Rules_Component_Property_Event_Maps.docx
@@ -1,6 +1,6 @@
 
 <file path=word/document.xml><?xml version="1.0" encoding="utf-8"?>
-<w:document xmlns:wpc="http://schemas.microsoft.com/office/word/2010/wordprocessingCanvas" xmlns:cx="http://schemas.microsoft.com/office/drawing/2014/chartex" xmlns:cx1="http://schemas.microsoft.com/office/drawing/2015/9/8/chartex" xmlns:cx2="http://schemas.microsoft.com/office/drawing/2015/10/21/chartex" xmlns:cx3="http://schemas.microsoft.com/office/drawing/2016/5/9/chartex" xmlns:cx4="http://schemas.microsoft.com/office/drawing/2016/5/10/chartex" xmlns:cx5="http://schemas.microsoft.com/office/drawing/2016/5/11/chartex" xmlns:cx6="http://schemas.microsoft.com/office/drawing/2016/5/12/chartex" xmlns:cx7="http://schemas.microsoft.com/office/drawing/2016/5/13/chartex" xmlns:cx8="http://schemas.microsoft.com/office/drawing/2016/5/14/chartex" xmlns:mc="http://schemas.openxmlformats.org/markup-compatibility/2006" xmlns:aink="http://schemas.microsoft.com/office/drawing/2016/ink" xmlns:am3d="http://schemas.microsoft.com/office/drawing/2017/model3d" xmlns:o="urn:schemas-microsoft-com:office:office" xmlns:oel="http://schemas.microsoft.com/office/2019/extlst" xmlns:r="http://schemas.openxmlformats.org/officeDocument/2006/relationships" xmlns:m="http://schemas.openxmlformats.org/officeDocument/2006/math" xmlns:v="urn:schemas-microsoft-com:vml" xmlns:wp14="http://schemas.microsoft.com/office/word/2010/wordprocessingDrawing" xmlns:wp="http://schemas.openxmlformats.org/drawingml/2006/wordprocessingDrawing" xmlns:w10="urn:schemas-microsoft-com:office:word" xmlns:w="http://schemas.openxmlformats.org/wordprocessingml/2006/main" xmlns:w14="http://schemas.microsoft.com/office/word/2010/wordml" xmlns:w15="http://schemas.microsoft.com/office/word/2012/wordml" xmlns:w16cex="http://schemas.microsoft.com/office/word/2018/wordml/cex" xmlns:w16cid="http://schemas.microsoft.com/office/word/2016/wordml/cid" xmlns:w16="http://schemas.microsoft.com/office/word/2018/wordml" xmlns:w16du="http://schemas.microsoft.com/office/word/2023/wordml/word16du" xmlns:w16sdtdh="http://schemas.microsoft.com/office/word/2020/wordml/sdtdatahash" xmlns:w16sdtfl="http://schemas.microsoft.com/office/word/2024/wordml/sdtformatlock" xmlns:w16se="http://schemas.microsoft.com/office/word/2015/wordml/symex" xmlns:wpg="http://schemas.microsoft.com/office/word/2010/wordprocessingGroup" xmlns:wpi="http://schemas.microsoft.com/office/word/2010/wordprocessingInk" xmlns:wne="http://schemas.microsoft.com/office/word/2006/wordml" xmlns:wps="http://schemas.microsoft.com/office/word/2010/wordprocessingShape" mc:Ignorable="w14 w15 w16se w16cid w16 w16cex w16sdtdh w16sdtfl w16du wp14">
+<w:document xmlns:wpc="http://schemas.microsoft.com/office/word/2010/wordprocessingCanvas" xmlns:cx="http://schemas.microsoft.com/office/drawing/2014/chartex" xmlns:cx1="http://schemas.microsoft.com/office/drawing/2015/9/8/chartex" xmlns:cx2="http://schemas.microsoft.com/office/drawing/2015/10/21/chartex" xmlns:cx3="http://schemas.microsoft.com/office/drawing/2016/5/9/chartex" xmlns:cx4="http://schemas.microsoft.com/office/drawing/2016/5/10/chartex" xmlns:cx5="http://schemas.microsoft.com/office/drawing/2016/5/11/chartex" xmlns:cx6="http://schemas.microsoft.com/office/drawing/2016/5/12/chartex" xmlns:cx7="http://schemas.microsoft.com/office/drawing/2016/5/13/chartex" xmlns:cx8="http://schemas.microsoft.com/office/drawing/2016/5/14/chartex" xmlns:mc="http://schemas.openxmlformats.org/markup-compatibility/2006" xmlns:aink="http://schemas.microsoft.com/office/drawing/2016/ink" xmlns:am3d="http://schemas.microsoft.com/office/drawing/2017/model3d" xmlns:o="urn:schemas-microsoft-com:office:office" xmlns:oel="http://schemas.microsoft.com/office/2019/extlst" xmlns:r="http://schemas.openxmlformats.org/officeDocument/2006/relationships" xmlns:m="http://schemas.openxmlformats.org/officeDocument/2006/math" xmlns:v="urn:schemas-microsoft-com:vml" xmlns:wp14="http://schemas.microsoft.com/office/word/2010/wordprocessingDrawing" xmlns:wp="http://schemas.openxmlformats.org/drawingml/2006/wordprocessingDrawing" xmlns:w10="urn:schemas-microsoft-com:office:word" xmlns:w="http://schemas.openxmlformats.org/wordprocessingml/2006/main" xmlns:w14="http://schemas.microsoft.com/office/word/2010/wordml" xmlns:w15="http://schemas.microsoft.com/office/word/2012/wordml" xmlns:w16cei="http://schemas.microsoft.com/office/word/2026/wordml/cei" xmlns:w16cex="http://schemas.microsoft.com/office/word/2018/wordml/cex" xmlns:w16cid="http://schemas.microsoft.com/office/word/2016/wordml/cid" xmlns:w16="http://schemas.microsoft.com/office/word/2018/wordml" xmlns:w16du="http://schemas.microsoft.com/office/word/2023/wordml/word16du" xmlns:w16sdtdh="http://schemas.microsoft.com/office/word/2020/wordml/sdtdatahash" xmlns:w16sdtfl="http://schemas.microsoft.com/office/word/2024/wordml/sdtformatlock" xmlns:w16se="http://schemas.microsoft.com/office/word/2015/wordml/symex" xmlns:wpg="http://schemas.microsoft.com/office/word/2010/wordprocessingGroup" xmlns:wpi="http://schemas.microsoft.com/office/word/2010/wordprocessingInk" xmlns:wne="http://schemas.microsoft.com/office/word/2006/wordml" xmlns:wps="http://schemas.microsoft.com/office/word/2010/wordprocessingShape" mc:Ignorable="w14 w15 w16se w16cid w16 w16cex w16sdtdh w16sdtfl w16du wp14">
   <w:body>
     <w:p>
       <w:pPr>
@@ -199,7 +199,10 @@
         <w:jc w:val="center"/>
       </w:pPr>
       <w:r>
-        <w:t>Revision date: June 27, 2026</w:t>
+        <w:t xml:space="preserve">Revision date: </w:t>
+      </w:r>
+      <w:r>
+        <w:t>August 1, 2026</w:t>
       </w:r>
     </w:p>
     <w:p>
@@ -952,7 +955,10 @@
         <w:t xml:space="preserve">[v5.0 contract baseline] The current v5.0 suite contains </w:t>
       </w:r>
       <w:r>
-        <w:t>198 executable expectations</w:t>
+        <w:t>227</w:t>
+      </w:r>
+      <w:r>
+        <w:t xml:space="preserve"> executable expectations</w:t>
       </w:r>
       <w:r>
         <w:t>.</w:t>
@@ -1136,7 +1142,7 @@
               <w:rPr>
                 <w:sz w:val="16"/>
               </w:rPr>
-              <w:t>198</w:t>
+              <w:t>227</w:t>
             </w:r>
           </w:p>
         </w:tc>
@@ -1617,7 +1623,6 @@
               <w:rPr>
                 <w:sz w:val="16"/>
               </w:rPr>
-              <w:lastRenderedPageBreak/>
               <w:t>dfm_pairs</w:t>
             </w:r>
           </w:p>
@@ -3571,7 +3576,6 @@
               <w:rPr>
                 <w:sz w:val="16"/>
               </w:rPr>
-              <w:lastRenderedPageBreak/>
               <w:t>TRichEdit</w:t>
             </w:r>
           </w:p>
@@ -6344,7 +6348,6 @@
               <w:rPr>
                 <w:sz w:val="16"/>
               </w:rPr>
-              <w:lastRenderedPageBreak/>
               <w:t>TShape</w:t>
             </w:r>
           </w:p>
@@ -7307,7 +7310,6 @@
       </w:pPr>
       <w:bookmarkStart w:id="5" w:name="_Toc233481050"/>
       <w:r>
-        <w:lastRenderedPageBreak/>
         <w:t>Property Map</w:t>
       </w:r>
       <w:bookmarkEnd w:id="5"/>
@@ -10252,7 +10254,6 @@
               <w:rPr>
                 <w:sz w:val="16"/>
               </w:rPr>
-              <w:lastRenderedPageBreak/>
               <w:t>TOpenDialog</w:t>
             </w:r>
           </w:p>
@@ -11915,7 +11916,6 @@
       </w:pPr>
       <w:bookmarkStart w:id="6" w:name="_Toc233481051"/>
       <w:r>
-        <w:lastRenderedPageBreak/>
         <w:t>Event Map</w:t>
       </w:r>
       <w:bookmarkEnd w:id="6"/>
@@ -35455,7 +35455,7 @@
 </file>
 
 <file path=word/numbering.xml><?xml version="1.0" encoding="utf-8"?>
-<w:numbering xmlns:wpc="http://schemas.microsoft.com/office/word/2010/wordprocessingCanvas" xmlns:cx="http://schemas.microsoft.com/office/drawing/2014/chartex" xmlns:cx1="http://schemas.microsoft.com/office/drawing/2015/9/8/chartex" xmlns:cx2="http://schemas.microsoft.com/office/drawing/2015/10/21/chartex" xmlns:cx3="http://schemas.microsoft.com/office/drawing/2016/5/9/chartex" xmlns:cx4="http://schemas.microsoft.com/office/drawing/2016/5/10/chartex" xmlns:cx5="http://schemas.microsoft.com/office/drawing/2016/5/11/chartex" xmlns:cx6="http://schemas.microsoft.com/office/drawing/2016/5/12/chartex" xmlns:cx7="http://schemas.microsoft.com/office/drawing/2016/5/13/chartex" xmlns:cx8="http://schemas.microsoft.com/office/drawing/2016/5/14/chartex" xmlns:mc="http://schemas.openxmlformats.org/markup-compatibility/2006" xmlns:aink="http://schemas.microsoft.com/office/drawing/2016/ink" xmlns:am3d="http://schemas.microsoft.com/office/drawing/2017/model3d" xmlns:o="urn:schemas-microsoft-com:office:office" xmlns:oel="http://schemas.microsoft.com/office/2019/extlst" xmlns:r="http://schemas.openxmlformats.org/officeDocument/2006/relationships" xmlns:m="http://schemas.openxmlformats.org/officeDocument/2006/math" xmlns:v="urn:schemas-microsoft-com:vml" xmlns:wp14="http://schemas.microsoft.com/office/word/2010/wordprocessingDrawing" xmlns:wp="http://schemas.openxmlformats.org/drawingml/2006/wordprocessingDrawing" xmlns:w10="urn:schemas-microsoft-com:office:word" xmlns:w="http://schemas.openxmlformats.org/wordprocessingml/2006/main" xmlns:w14="http://schemas.microsoft.com/office/word/2010/wordml" xmlns:w15="http://schemas.microsoft.com/office/word/2012/wordml" xmlns:w16cex="http://schemas.microsoft.com/office/word/2018/wordml/cex" xmlns:w16cid="http://schemas.microsoft.com/office/word/2016/wordml/cid" xmlns:w16="http://schemas.microsoft.com/office/word/2018/wordml" xmlns:w16du="http://schemas.microsoft.com/office/word/2023/wordml/word16du" xmlns:w16sdtdh="http://schemas.microsoft.com/office/word/2020/wordml/sdtdatahash" xmlns:w16sdtfl="http://schemas.microsoft.com/office/word/2024/wordml/sdtformatlock" xmlns:w16se="http://schemas.microsoft.com/office/word/2015/wordml/symex" xmlns:wpg="http://schemas.microsoft.com/office/word/2010/wordprocessingGroup" xmlns:wpi="http://schemas.microsoft.com/office/word/2010/wordprocessingInk" xmlns:wne="http://schemas.microsoft.com/office/word/2006/wordml" xmlns:wps="http://schemas.microsoft.com/office/word/2010/wordprocessingShape" mc:Ignorable="w14 w15 w16se w16cid w16 w16cex w16sdtdh w16sdtfl w16du wp14">
+<w:numbering xmlns:wpc="http://schemas.microsoft.com/office/word/2010/wordprocessingCanvas" xmlns:cx="http://schemas.microsoft.com/office/drawing/2014/chartex" xmlns:cx1="http://schemas.microsoft.com/office/drawing/2015/9/8/chartex" xmlns:cx2="http://schemas.microsoft.com/office/drawing/2015/10/21/chartex" xmlns:cx3="http://schemas.microsoft.com/office/drawing/2016/5/9/chartex" xmlns:cx4="http://schemas.microsoft.com/office/drawing/2016/5/10/chartex" xmlns:cx5="http://schemas.microsoft.com/office/drawing/2016/5/11/chartex" xmlns:cx6="http://schemas.microsoft.com/office/drawing/2016/5/12/chartex" xmlns:cx7="http://schemas.microsoft.com/office/drawing/2016/5/13/chartex" xmlns:cx8="http://schemas.microsoft.com/office/drawing/2016/5/14/chartex" xmlns:mc="http://schemas.openxmlformats.org/markup-compatibility/2006" xmlns:aink="http://schemas.microsoft.com/office/drawing/2016/ink" xmlns:am3d="http://schemas.microsoft.com/office/drawing/2017/model3d" xmlns:o="urn:schemas-microsoft-com:office:office" xmlns:oel="http://schemas.microsoft.com/office/2019/extlst" xmlns:r="http://schemas.openxmlformats.org/officeDocument/2006/relationships" xmlns:m="http://schemas.openxmlformats.org/officeDocument/2006/math" xmlns:v="urn:schemas-microsoft-com:vml" xmlns:wp14="http://schemas.microsoft.com/office/word/2010/wordprocessingDrawing" xmlns:wp="http://schemas.openxmlformats.org/drawingml/2006/wordprocessingDrawing" xmlns:w10="urn:schemas-microsoft-com:office:word" xmlns:w="http://schemas.openxmlformats.org/wordprocessingml/2006/main" xmlns:w14="http://schemas.microsoft.com/office/word/2010/wordml" xmlns:w15="http://schemas.microsoft.com/office/word/2012/wordml" xmlns:w16cei="http://schemas.microsoft.com/office/word/2026/wordml/cei" xmlns:w16cex="http://schemas.microsoft.com/office/word/2018/wordml/cex" xmlns:w16cid="http://schemas.microsoft.com/office/word/2016/wordml/cid" xmlns:w16="http://schemas.microsoft.com/office/word/2018/wordml" xmlns:w16du="http://schemas.microsoft.com/office/word/2023/wordml/word16du" xmlns:w16sdtdh="http://schemas.microsoft.com/office/word/2020/wordml/sdtdatahash" xmlns:w16sdtfl="http://schemas.microsoft.com/office/word/2024/wordml/sdtformatlock" xmlns:w16se="http://schemas.microsoft.com/office/word/2015/wordml/symex" xmlns:wpg="http://schemas.microsoft.com/office/word/2010/wordprocessingGroup" xmlns:wpi="http://schemas.microsoft.com/office/word/2010/wordprocessingInk" xmlns:wne="http://schemas.microsoft.com/office/word/2006/wordml" xmlns:wps="http://schemas.microsoft.com/office/word/2010/wordprocessingShape" mc:Ignorable="w14 w15 w16se w16cid w16 w16cex w16sdtdh w16sdtfl w16du wp14">
   <w:abstractNum w:abstractNumId="0" w15:restartNumberingAfterBreak="0">
     <w:nsid w:val="FFFFFF7C"/>
     <w:multiLevelType w:val="singleLevel"/>
